--- a/Reactivos_por_Dimension/09_Acoso_Sexual.docx
+++ b/Reactivos_por_Dimension/09_Acoso_Sexual.docx
@@ -77,7 +77,7 @@
         <w:spacing w:after="150" w:before="300"/>
       </w:pPr>
       <w:r>
-        <w:t xml:space="preserve">Reactivos de la dimensión 9. Acoso Sexual (4 reactivos)</w:t>
+        <w:t xml:space="preserve">Reactivos de la dimensión 9. Acoso Sexual (10 reactivos)</w:t>
       </w:r>
     </w:p>
     <w:p>
@@ -86,7 +86,7 @@
         <w:spacing w:after="100" w:before="200"/>
       </w:pPr>
       <w:r>
-        <w:t xml:space="preserve">R033 — Minimización de conductas de naturaleza sexual no deseadas</w:t>
+        <w:t xml:space="preserve">R081 — Opinión/Actitud — indicador 1 (Tolerancia hacia comentarios o insinuaciones sexuales no deseadas en e…)</w:t>
       </w:r>
     </w:p>
     <w:p>
@@ -116,7 +116,7 @@
         <w:t xml:space="preserve">Indicador conductual (Fase 1): </w:t>
       </w:r>
       <w:r>
-        <w:t xml:space="preserve">Minimización declarada de la gravedad de conductas de naturaleza sexual no consentidas.</w:t>
+        <w:t xml:space="preserve">Tolerancia hacia comentarios o insinuaciones sexuales no deseadas en el entorno laboral.</w:t>
       </w:r>
     </w:p>
     <w:p>
@@ -131,7 +131,7 @@
         <w:t xml:space="preserve">Pregunta completa (variante base): </w:t>
       </w:r>
       <w:r>
-        <w:t xml:space="preserve">¿Qué tan de acuerdo estás con la siguiente idea: 'Un comentario o broma de contenido sexual en el trabajo no debería tomarse tan en serio si quien lo dice no tenía mala intención'?</w:t>
+        <w:t xml:space="preserve">¿Qué tan de acuerdo estás con la siguiente idea: "Un comentario o una broma de contenido sexual en el trabajo no debería tomarse tan en serio si quien lo dice no tenía mala intención"?</w:t>
       </w:r>
     </w:p>
     <w:p>
@@ -152,34 +152,43 @@
         <w:ind w:left="200"/>
       </w:pPr>
       <w:r>
-        <w:t xml:space="preserve">Variante 1 (base): ¿Qué tan de acuerdo estás con la siguiente idea: 'Un comentario o broma de contenido sexual en el trabajo no debería tomarse tan en serio si quien lo dice no tenía mala intención'?</w:t>
-      </w:r>
-    </w:p>
-    <w:p>
-      <w:pPr>
-        <w:spacing w:after="60"/>
-        <w:ind w:left="200"/>
-      </w:pPr>
-      <w:r>
-        <w:t xml:space="preserve">Variante 2: Hacer un comentario sobre el cuerpo o la apariencia de un compañero de trabajo no debería tomarse tan mal si se dice como un cumplido.</w:t>
-      </w:r>
-    </w:p>
-    <w:p>
-      <w:pPr>
-        <w:spacing w:after="60"/>
-        <w:ind w:left="200"/>
-      </w:pPr>
-      <w:r>
-        <w:t xml:space="preserve">Variante 3: Insistir con una invitación o una insinuación después de que la otra persona ya dijo que no está interesada, es solo perseverancia normal, no algo grave.</w:t>
-      </w:r>
-    </w:p>
-    <w:p>
-      <w:pPr>
-        <w:spacing w:after="60"/>
-        <w:ind w:left="200"/>
-      </w:pPr>
-      <w:r>
-        <w:t xml:space="preserve">Variante 4: Compartir contenido o chistes de tono sexual en un grupo de trabajo no es realmente un problema si la mayoría del grupo se ríe.</w:t>
+        <w:t xml:space="preserve">Variante 1 (base): ¿Qué tan de acuerdo estás con la siguiente idea: "Un comentario o una broma de contenido sexual en el trabajo no debería tomarse tan en serio si quien lo dice no tenía mala intención"?</w:t>
+      </w:r>
+    </w:p>
+    <w:p>
+      <w:pPr>
+        <w:spacing w:after="60"/>
+        <w:ind w:left="200"/>
+      </w:pPr>
+      <w:r>
+        <w:t xml:space="preserve">Variante 2: En términos generales, ¿qué tan de acuerdo o en desacuerdo estás con esta afirmación: "Un comentario o una broma de contenido sexual en el trabajo no debería tomarse tan en serio si quien lo dice no tenía mala intención"?</w:t>
+      </w:r>
+    </w:p>
+    <w:p>
+      <w:pPr>
+        <w:spacing w:after="60"/>
+        <w:ind w:left="200"/>
+      </w:pPr>
+      <w:r>
+        <w:t xml:space="preserve">Variante 3: Lee la siguiente frase e indica tu nivel de acuerdo: "Un comentario o una broma de contenido sexual en el trabajo no debería tomarse tan en serio si quien lo dice no tenía mala intención".</w:t>
+      </w:r>
+    </w:p>
+    <w:p>
+      <w:pPr>
+        <w:spacing w:after="60"/>
+        <w:ind w:left="200"/>
+      </w:pPr>
+      <w:r>
+        <w:t xml:space="preserve">Variante 4: ¿Hasta qué punto compartes esta forma de pensar: "Un comentario o una broma de contenido sexual en el trabajo no debería tomarse tan en serio si quien lo dice no tenía mala intención"?</w:t>
+      </w:r>
+    </w:p>
+    <w:p>
+      <w:pPr>
+        <w:spacing w:after="60"/>
+        <w:ind w:left="200"/>
+      </w:pPr>
+      <w:r>
+        <w:t xml:space="preserve">Variante 5: Marca qué tan de acuerdo estás con la siguiente idea: "Un comentario o una broma de contenido sexual en el trabajo no debería tomarse tan en serio si quien lo dice no tenía mala intención".</w:t>
       </w:r>
     </w:p>
     <w:p>
@@ -254,7 +263,7 @@
         <w:t xml:space="preserve">Reactivos de contraste (par espejo): </w:t>
       </w:r>
       <w:r>
-        <w:t xml:space="preserve">R034 (par espejo de la dimensión)</w:t>
+        <w:t xml:space="preserve">R082 (par espejo 1 de la dimensión)</w:t>
       </w:r>
     </w:p>
     <w:p>
@@ -268,7 +277,7 @@
         <w:spacing w:after="100" w:before="200"/>
       </w:pPr>
       <w:r>
-        <w:t xml:space="preserve">R034 — Involucramiento pasado en conductas no deseadas de naturaleza sexual</w:t>
+        <w:t xml:space="preserve">R082 — Intención futura — indicador 1 (Tolerancia hacia comentarios o insinuaciones sexuales no deseadas en e…)</w:t>
       </w:r>
     </w:p>
     <w:p>
@@ -283,7 +292,7 @@
         <w:t xml:space="preserve">Tipo de reactivo: </w:t>
       </w:r>
       <w:r>
-        <w:t xml:space="preserve">3-Involucramiento pasado</w:t>
+        <w:t xml:space="preserve">6-Intención futura</w:t>
       </w:r>
     </w:p>
     <w:p>
@@ -313,7 +322,7 @@
         <w:t xml:space="preserve">Pregunta completa (variante base): </w:t>
       </w:r>
       <w:r>
-        <w:t xml:space="preserve">En tu historial laboral, ¿cuántas veces has hecho un comentario, insinuación o gesto de naturaleza sexual hacia alguien en el trabajo sin saber con certeza si esa persona lo quería recibir?</w:t>
+        <w:t xml:space="preserve">Si una persona te diera a entender, directa o indirectamente, que no está cómoda con un comentario o una interacción de naturaleza sexual de tu parte, ¿qué tan de acuerdo estás con que detendrías esa conducta de inmediato?</w:t>
       </w:r>
     </w:p>
     <w:p>
@@ -334,34 +343,43 @@
         <w:ind w:left="200"/>
       </w:pPr>
       <w:r>
-        <w:t xml:space="preserve">Variante 1 (base): En tu historial laboral, ¿cuántas veces has hecho un comentario, insinuación o gesto de naturaleza sexual hacia alguien en el trabajo sin saber con certeza si esa persona lo quería recibir?</w:t>
-      </w:r>
-    </w:p>
-    <w:p>
-      <w:pPr>
-        <w:spacing w:after="60"/>
-        <w:ind w:left="200"/>
-      </w:pPr>
-      <w:r>
-        <w:t xml:space="preserve">Variante 2: En tu historial laboral, ¿cuántas veces has insistido con una invitación o comentario de tono sexual/afectivo después de que la otra persona ya mostró que no le interesaba?</w:t>
-      </w:r>
-    </w:p>
-    <w:p>
-      <w:pPr>
-        <w:spacing w:after="60"/>
-        <w:ind w:left="200"/>
-      </w:pPr>
-      <w:r>
-        <w:t xml:space="preserve">Variante 3: En tu historial laboral, ¿cuántas veces has compartido un chiste, imagen o comentario de contenido sexual en un grupo o canal de trabajo?</w:t>
-      </w:r>
-    </w:p>
-    <w:p>
-      <w:pPr>
-        <w:spacing w:after="60"/>
-        <w:ind w:left="200"/>
-      </w:pPr>
-      <w:r>
-        <w:t xml:space="preserve">Variante 4: En tu historial laboral, ¿cuántas veces te has acercado físicamente más de lo necesario a un compañero de trabajo sin estar seguro de que esa cercanía era bienvenida?</w:t>
+        <w:t xml:space="preserve">Variante 1 (base): Si una persona te diera a entender, directa o indirectamente, que no está cómoda con un comentario o una interacción de naturaleza sexual de tu parte, ¿qué tan de acuerdo estás con que detendrías esa conducta de inmediato?</w:t>
+      </w:r>
+    </w:p>
+    <w:p>
+      <w:pPr>
+        <w:spacing w:after="60"/>
+        <w:ind w:left="200"/>
+      </w:pPr>
+      <w:r>
+        <w:t xml:space="preserve">Variante 2: Imagina que una persona te diera a entender, directa o indirectamente, que no está cómoda con un comentario o una interacción de naturaleza sexual de tu parte. ¿Qué tan de acuerdo estás con que detendrías esa conducta de inmediato?</w:t>
+      </w:r>
+    </w:p>
+    <w:p>
+      <w:pPr>
+        <w:spacing w:after="60"/>
+        <w:ind w:left="200"/>
+      </w:pPr>
+      <w:r>
+        <w:t xml:space="preserve">Variante 3: Ante esta situación: una persona te diera a entender, directa o indirectamente, que no está cómoda con un comentario o una interacción de naturaleza sexual de tu parte, ¿qué tan de acuerdo estás con que detendrías esa conducta de inmediato?</w:t>
+      </w:r>
+    </w:p>
+    <w:p>
+      <w:pPr>
+        <w:spacing w:after="60"/>
+        <w:ind w:left="200"/>
+      </w:pPr>
+      <w:r>
+        <w:t xml:space="preserve">Variante 4: Supón que una persona te diera a entender, directa o indirectamente, que no está cómoda con un comentario o una interacción de naturaleza sexual de tu parte. ¿Qué tan de acuerdo estás en que detendrías esa conducta de inmediato?</w:t>
+      </w:r>
+    </w:p>
+    <w:p>
+      <w:pPr>
+        <w:spacing w:after="60"/>
+        <w:ind w:left="200"/>
+      </w:pPr>
+      <w:r>
+        <w:t xml:space="preserve">Variante 5: Una persona te diera a entender, directa o indirectamente, que no está cómoda con un comentario o una interacción de naturaleza sexual de tu parte. ¿Qué tan de acuerdo estás con que detendrías esa conducta de inmediato?</w:t>
       </w:r>
     </w:p>
     <w:p>
@@ -376,7 +394,7 @@
         <w:t xml:space="preserve">Opciones de respuesta y valor de cada una: </w:t>
       </w:r>
       <w:r>
-        <w:t xml:space="preserve">Ninguna vez (0) / Una vez (1) / Pocas veces (2) / Varias veces (3) / Muchas veces o de forma habitual (4)</w:t>
+        <w:t xml:space="preserve">Totalmente en desacuerdo (0) / En desacuerdo (1) / Algo de acuerdo (2) / De acuerdo (3) / Totalmente de acuerdo (4)</w:t>
       </w:r>
     </w:p>
     <w:p>
@@ -391,7 +409,7 @@
         <w:t xml:space="preserve">Dirección: </w:t>
       </w:r>
       <w:r>
-        <w:t xml:space="preserve">Directo</w:t>
+        <w:t xml:space="preserve">Inverso</w:t>
       </w:r>
     </w:p>
     <w:p>
@@ -406,7 +424,7 @@
         <w:t xml:space="preserve">Respuesta de menor riesgo: </w:t>
       </w:r>
       <w:r>
-        <w:t xml:space="preserve">Ninguna vez (valor 0)</w:t>
+        <w:t xml:space="preserve">Totalmente de acuerdo (valor 4)</w:t>
       </w:r>
     </w:p>
     <w:p>
@@ -421,7 +439,7 @@
         <w:t xml:space="preserve">Valor psicométrico (cómo se transforma la respuesta cruda): </w:t>
       </w:r>
       <w:r>
-        <w:t xml:space="preserve">Escala 0-4 según el orden de las opciones listado arriba; reactivo directo, sin inversión.</w:t>
+        <w:t xml:space="preserve">Escala 0-4 según el orden de las opciones listado arriba; reactivo inverso: el valor de reactivo se calcula como 4 menos la respuesta cruda.</w:t>
       </w:r>
     </w:p>
     <w:p>
@@ -436,7 +454,7 @@
         <w:t xml:space="preserve">Reactivos de contraste (par espejo): </w:t>
       </w:r>
       <w:r>
-        <w:t xml:space="preserve">R033 (par espejo de la dimensión)</w:t>
+        <w:t xml:space="preserve">R081 (par espejo 1 de la dimensión)</w:t>
       </w:r>
     </w:p>
     <w:p>
@@ -450,7 +468,7 @@
         <w:spacing w:after="100" w:before="200"/>
       </w:pPr>
       <w:r>
-        <w:t xml:space="preserve">R035 — Disposición a respetar límites ante una negativa</w:t>
+        <w:t xml:space="preserve">R083 — Involucramiento pasado — indicador 2 (Minimización declarada de la gravedad de conductas de naturaleza sexua…)</w:t>
       </w:r>
     </w:p>
     <w:p>
@@ -465,7 +483,7 @@
         <w:t xml:space="preserve">Tipo de reactivo: </w:t>
       </w:r>
       <w:r>
-        <w:t xml:space="preserve">6-Intención futura</w:t>
+        <w:t xml:space="preserve">3-Involucramiento pasado</w:t>
       </w:r>
     </w:p>
     <w:p>
@@ -480,7 +498,7 @@
         <w:t xml:space="preserve">Indicador conductual (Fase 1): </w:t>
       </w:r>
       <w:r>
-        <w:t xml:space="preserve">Disposición a condicionar decisiones a cambio de favores de naturaleza sexual.</w:t>
+        <w:t xml:space="preserve">Minimización declarada de la gravedad de conductas de naturaleza sexual no consentidas.</w:t>
       </w:r>
     </w:p>
     <w:p>
@@ -495,7 +513,7 @@
         <w:t xml:space="preserve">Pregunta completa (variante base): </w:t>
       </w:r>
       <w:r>
-        <w:t xml:space="preserve">Si una persona te da a entender, directa o indirectamente, que no está cómoda con una interacción de naturaleza sexual o afectiva de tu parte, ¿qué tan de acuerdo estás con que detendrías esa conducta de inmediato?</w:t>
+        <w:t xml:space="preserve">En tu último año de actividad laboral, ¿cuántas veces minimizaste o le restaste importancia a un comentario o a una conducta de naturaleza sexual no deseada que presenciaste o de la que te enteraste?</w:t>
       </w:r>
     </w:p>
     <w:p>
@@ -516,34 +534,43 @@
         <w:ind w:left="200"/>
       </w:pPr>
       <w:r>
-        <w:t xml:space="preserve">Variante 1 (base): Si una persona te da a entender, directa o indirectamente, que no está cómoda con una interacción de naturaleza sexual o afectiva de tu parte, ¿qué tan de acuerdo estás con que detendrías esa conducta de inmediato?</w:t>
-      </w:r>
-    </w:p>
-    <w:p>
-      <w:pPr>
-        <w:spacing w:after="60"/>
-        <w:ind w:left="200"/>
-      </w:pPr>
-      <w:r>
-        <w:t xml:space="preserve">Variante 2: Si hicieras un comentario de tono sexual y la persona mostrara incomodidad, aunque fuera de forma sutil, ¿qué tan de acuerdo estás con que dejarías de hacerlo de inmediato?</w:t>
-      </w:r>
-    </w:p>
-    <w:p>
-      <w:pPr>
-        <w:spacing w:after="60"/>
-        <w:ind w:left="200"/>
-      </w:pPr>
-      <w:r>
-        <w:t xml:space="preserve">Variante 3: Si alguien te dijera claramente que no le interesa un acercamiento de tu parte, ¿qué tan de acuerdo estás con que respetarías esa respuesta sin insistir?</w:t>
-      </w:r>
-    </w:p>
-    <w:p>
-      <w:pPr>
-        <w:spacing w:after="60"/>
-        <w:ind w:left="200"/>
-      </w:pPr>
-      <w:r>
-        <w:t xml:space="preserve">Variante 4: Si vieras que un chiste o comentario de tono sexual está incomodando a alguien en un grupo de trabajo, ¿qué tan de acuerdo estás con que intervendrías para detenerlo?</w:t>
+        <w:t xml:space="preserve">Variante 1 (base): En tu último año de actividad laboral, ¿cuántas veces minimizaste o le restaste importancia a un comentario o a una conducta de naturaleza sexual no deseada que presenciaste o de la que te enteraste?</w:t>
+      </w:r>
+    </w:p>
+    <w:p>
+      <w:pPr>
+        <w:spacing w:after="60"/>
+        <w:ind w:left="200"/>
+      </w:pPr>
+      <w:r>
+        <w:t xml:space="preserve">Variante 2: Pensando en los últimos 12 meses, ¿cuántas veces minimizaste o le restaste importancia a un comentario o a una conducta de naturaleza sexual no deseada que presenciaste o de la que te enteraste?</w:t>
+      </w:r>
+    </w:p>
+    <w:p>
+      <w:pPr>
+        <w:spacing w:after="60"/>
+        <w:ind w:left="200"/>
+      </w:pPr>
+      <w:r>
+        <w:t xml:space="preserve">Variante 3: ¿Con qué frecuencia, en tu historial reciente, minimizaste o le restaste importancia a un comentario o a una conducta de naturaleza sexual no deseada que presenciaste o de la que te enteraste?</w:t>
+      </w:r>
+    </w:p>
+    <w:p>
+      <w:pPr>
+        <w:spacing w:after="60"/>
+        <w:ind w:left="200"/>
+      </w:pPr>
+      <w:r>
+        <w:t xml:space="preserve">Variante 4: En el último año, ¿cuántas veces te ha ocurrido que minimizaste o le restaste importancia a un comentario o a una conducta de naturaleza sexual no deseada que presenciaste o de la que te enteraste?</w:t>
+      </w:r>
+    </w:p>
+    <w:p>
+      <w:pPr>
+        <w:spacing w:after="60"/>
+        <w:ind w:left="200"/>
+      </w:pPr>
+      <w:r>
+        <w:t xml:space="preserve">Variante 5: Durante el último año, ¿cuántas veces minimizaste o le restaste importancia a un comentario o a una conducta de naturaleza sexual no deseada que presenciaste o de la que te enteraste?</w:t>
       </w:r>
     </w:p>
     <w:p>
@@ -558,7 +585,7 @@
         <w:t xml:space="preserve">Opciones de respuesta y valor de cada una: </w:t>
       </w:r>
       <w:r>
-        <w:t xml:space="preserve">Totalmente en desacuerdo (0) / En desacuerdo (1) / Algo de acuerdo (2) / De acuerdo (3) / Totalmente de acuerdo (4)</w:t>
+        <w:t xml:space="preserve">Ninguna vez (0) / Una vez (1) / Pocas veces (2) / Varias veces (3) / Muchas veces o de forma habitual (4)</w:t>
       </w:r>
     </w:p>
     <w:p>
@@ -573,7 +600,7 @@
         <w:t xml:space="preserve">Dirección: </w:t>
       </w:r>
       <w:r>
-        <w:t xml:space="preserve">Inverso</w:t>
+        <w:t xml:space="preserve">Directo</w:t>
       </w:r>
     </w:p>
     <w:p>
@@ -588,7 +615,7 @@
         <w:t xml:space="preserve">Respuesta de menor riesgo: </w:t>
       </w:r>
       <w:r>
-        <w:t xml:space="preserve">Totalmente de acuerdo (valor 4)</w:t>
+        <w:t xml:space="preserve">Ninguna vez (valor 0)</w:t>
       </w:r>
     </w:p>
     <w:p>
@@ -603,7 +630,7 @@
         <w:t xml:space="preserve">Valor psicométrico (cómo se transforma la respuesta cruda): </w:t>
       </w:r>
       <w:r>
-        <w:t xml:space="preserve">Escala 0-4 según el orden de las opciones listado arriba; reactivo inverso: el valor de reactivo se calcula como 4 menos la respuesta cruda.</w:t>
+        <w:t xml:space="preserve">Escala 0-4 según el orden de las opciones listado arriba; reactivo directo, sin inversión.</w:t>
       </w:r>
     </w:p>
     <w:p>
@@ -618,7 +645,7 @@
         <w:t xml:space="preserve">Reactivos de contraste (par espejo): </w:t>
       </w:r>
       <w:r>
-        <w:t xml:space="preserve">Ninguno obligatorio (no forma parte del par espejo de la dimensión).</w:t>
+        <w:t xml:space="preserve">R084 (par espejo 2 de la dimensión)</w:t>
       </w:r>
     </w:p>
     <w:p>
@@ -632,7 +659,7 @@
         <w:spacing w:after="100" w:before="200"/>
       </w:pPr>
       <w:r>
-        <w:t xml:space="preserve">R036 — Percepción de consecuencias ante este tipo de conductas</w:t>
+        <w:t xml:space="preserve">R084 — Escenario/dilema — indicador 2 (Minimización declarada de la gravedad de conductas de naturaleza sexua…)</w:t>
       </w:r>
     </w:p>
     <w:p>
@@ -647,6 +674,197 @@
         <w:t xml:space="preserve">Tipo de reactivo: </w:t>
       </w:r>
       <w:r>
+        <w:t xml:space="preserve">4-Escenario/dilema</w:t>
+      </w:r>
+    </w:p>
+    <w:p>
+      <w:pPr>
+        <w:spacing w:after="90"/>
+      </w:pPr>
+      <w:r>
+        <w:rPr>
+          <w:b/>
+          <w:bCs/>
+        </w:rPr>
+        <w:t xml:space="preserve">Indicador conductual (Fase 1): </w:t>
+      </w:r>
+      <w:r>
+        <w:t xml:space="preserve">Minimización declarada de la gravedad de conductas de naturaleza sexual no consentidas.</w:t>
+      </w:r>
+    </w:p>
+    <w:p>
+      <w:pPr>
+        <w:spacing w:after="90"/>
+      </w:pPr>
+      <w:r>
+        <w:rPr>
+          <w:b/>
+          <w:bCs/>
+        </w:rPr>
+        <w:t xml:space="preserve">Pregunta completa (variante base): </w:t>
+      </w:r>
+      <w:r>
+        <w:t xml:space="preserve">Imagina que alguien te cuenta que se sintió incómodo por un comentario de naturaleza sexual de un compañero, pero tú piensas que probablemente fue una exageración. ¿Qué tan probable es que le digas que probablemente está exagerando en lugar de tomarlo en serio?</w:t>
+      </w:r>
+    </w:p>
+    <w:p>
+      <w:pPr>
+        <w:spacing w:after="60"/>
+      </w:pPr>
+      <w:r>
+        <w:rPr>
+          <w:b/>
+          <w:bCs/>
+        </w:rPr>
+        <w:t xml:space="preserve">Variantes de redacción (se muestra 1 al azar por aplicación):</w:t>
+      </w:r>
+    </w:p>
+    <w:p>
+      <w:pPr>
+        <w:spacing w:after="60"/>
+        <w:ind w:left="200"/>
+      </w:pPr>
+      <w:r>
+        <w:t xml:space="preserve">Variante 1 (base): Imagina que alguien te cuenta que se sintió incómodo por un comentario de naturaleza sexual de un compañero, pero tú piensas que probablemente fue una exageración. ¿Qué tan probable es que le digas que probablemente está exagerando en lugar de tomarlo en serio?</w:t>
+      </w:r>
+    </w:p>
+    <w:p>
+      <w:pPr>
+        <w:spacing w:after="60"/>
+        <w:ind w:left="200"/>
+      </w:pPr>
+      <w:r>
+        <w:t xml:space="preserve">Variante 2: Supón que alguien te cuenta que se sintió incómodo por un comentario de naturaleza sexual de un compañero, pero tú piensas que probablemente fue una exageración. ¿Qué tan probable es que le digas que probablemente está exagerando en lugar de tomarlo en serio?</w:t>
+      </w:r>
+    </w:p>
+    <w:p>
+      <w:pPr>
+        <w:spacing w:after="60"/>
+        <w:ind w:left="200"/>
+      </w:pPr>
+      <w:r>
+        <w:t xml:space="preserve">Variante 3: Piensa en la siguiente situación: alguien te cuenta que se sintió incómodo por un comentario de naturaleza sexual de un compañero, pero tú piensas que probablemente fue una exageración. ¿Qué tan probable es que le digas que probablemente está exagerando en lugar de tomarlo en serio?</w:t>
+      </w:r>
+    </w:p>
+    <w:p>
+      <w:pPr>
+        <w:spacing w:after="60"/>
+        <w:ind w:left="200"/>
+      </w:pPr>
+      <w:r>
+        <w:t xml:space="preserve">Variante 4: Si te encontraras en esta situación: alguien te cuenta que se sintió incómodo por un comentario de naturaleza sexual de un compañero, pero tú piensas que probablemente fue una exageración, ¿qué tan probable es que le digas que probablemente está exagerando en lugar de tomarlo en serio?</w:t>
+      </w:r>
+    </w:p>
+    <w:p>
+      <w:pPr>
+        <w:spacing w:after="60"/>
+        <w:ind w:left="200"/>
+      </w:pPr>
+      <w:r>
+        <w:t xml:space="preserve">Variante 5: Alguien te cuenta que se sintió incómodo por un comentario de naturaleza sexual de un compañero, pero tú piensas que probablemente fue una exageración. ¿Qué tan probable dirías que es que le digas que probablemente está exagerando en lugar de tomarlo en serio?</w:t>
+      </w:r>
+    </w:p>
+    <w:p>
+      <w:pPr>
+        <w:spacing w:after="90"/>
+      </w:pPr>
+      <w:r>
+        <w:rPr>
+          <w:b/>
+          <w:bCs/>
+        </w:rPr>
+        <w:t xml:space="preserve">Opciones de respuesta y valor de cada una: </w:t>
+      </w:r>
+      <w:r>
+        <w:t xml:space="preserve">Nada probable (0) / Poco probable (1) / Algo probable (2) / Muy probable (3)</w:t>
+      </w:r>
+    </w:p>
+    <w:p>
+      <w:pPr>
+        <w:spacing w:after="90"/>
+      </w:pPr>
+      <w:r>
+        <w:rPr>
+          <w:b/>
+          <w:bCs/>
+        </w:rPr>
+        <w:t xml:space="preserve">Dirección: </w:t>
+      </w:r>
+      <w:r>
+        <w:t xml:space="preserve">Directo</w:t>
+      </w:r>
+    </w:p>
+    <w:p>
+      <w:pPr>
+        <w:spacing w:after="90"/>
+      </w:pPr>
+      <w:r>
+        <w:rPr>
+          <w:b/>
+          <w:bCs/>
+        </w:rPr>
+        <w:t xml:space="preserve">Respuesta de menor riesgo: </w:t>
+      </w:r>
+      <w:r>
+        <w:t xml:space="preserve">Nada probable (valor 0)</w:t>
+      </w:r>
+    </w:p>
+    <w:p>
+      <w:pPr>
+        <w:spacing w:after="90"/>
+      </w:pPr>
+      <w:r>
+        <w:rPr>
+          <w:b/>
+          <w:bCs/>
+        </w:rPr>
+        <w:t xml:space="preserve">Valor psicométrico (cómo se transforma la respuesta cruda): </w:t>
+      </w:r>
+      <w:r>
+        <w:t xml:space="preserve">Escala 0-3 según el orden de las opciones listado arriba; reactivo directo, sin inversión.</w:t>
+      </w:r>
+    </w:p>
+    <w:p>
+      <w:pPr>
+        <w:spacing w:after="90"/>
+      </w:pPr>
+      <w:r>
+        <w:rPr>
+          <w:b/>
+          <w:bCs/>
+        </w:rPr>
+        <w:t xml:space="preserve">Reactivos de contraste (par espejo): </w:t>
+      </w:r>
+      <w:r>
+        <w:t xml:space="preserve">R083 (par espejo 2 de la dimensión)</w:t>
+      </w:r>
+    </w:p>
+    <w:p>
+      <w:pPr>
+        <w:spacing w:after="100"/>
+      </w:pPr>
+    </w:p>
+    <w:p>
+      <w:pPr>
+        <w:pStyle w:val="Heading3"/>
+        <w:spacing w:after="100" w:before="200"/>
+      </w:pPr>
+      <w:r>
+        <w:t xml:space="preserve">R085 — Percepción de terceros — indicador 3 (Disposición a condicionar decisiones a cambio de favores de naturaleza…)</w:t>
+      </w:r>
+    </w:p>
+    <w:p>
+      <w:pPr>
+        <w:spacing w:after="90"/>
+      </w:pPr>
+      <w:r>
+        <w:rPr>
+          <w:b/>
+          <w:bCs/>
+        </w:rPr>
+        <w:t xml:space="preserve">Tipo de reactivo: </w:t>
+      </w:r>
+      <w:r>
         <w:t xml:space="preserve">2-Percepción de terceros</w:t>
       </w:r>
     </w:p>
@@ -662,6 +880,388 @@
         <w:t xml:space="preserve">Indicador conductual (Fase 1): </w:t>
       </w:r>
       <w:r>
+        <w:t xml:space="preserve">Disposición a condicionar decisiones a cambio de favores de naturaleza sexual.</w:t>
+      </w:r>
+    </w:p>
+    <w:p>
+      <w:pPr>
+        <w:spacing w:after="90"/>
+      </w:pPr>
+      <w:r>
+        <w:rPr>
+          <w:b/>
+          <w:bCs/>
+        </w:rPr>
+        <w:t xml:space="preserve">Pregunta completa (variante base): </w:t>
+      </w:r>
+      <w:r>
+        <w:t xml:space="preserve">En tu experiencia, ¿qué tan frecuente dirías que es que alguien con capacidad de decisión condicione, directa o indirectamente, un beneficio laboral a cambio de una atención de naturaleza sexual o afectiva?</w:t>
+      </w:r>
+    </w:p>
+    <w:p>
+      <w:pPr>
+        <w:spacing w:after="60"/>
+      </w:pPr>
+      <w:r>
+        <w:rPr>
+          <w:b/>
+          <w:bCs/>
+        </w:rPr>
+        <w:t xml:space="preserve">Variantes de redacción (se muestra 1 al azar por aplicación):</w:t>
+      </w:r>
+    </w:p>
+    <w:p>
+      <w:pPr>
+        <w:spacing w:after="60"/>
+        <w:ind w:left="200"/>
+      </w:pPr>
+      <w:r>
+        <w:t xml:space="preserve">Variante 1 (base): En tu experiencia, ¿qué tan frecuente dirías que es que alguien con capacidad de decisión condicione, directa o indirectamente, un beneficio laboral a cambio de una atención de naturaleza sexual o afectiva?</w:t>
+      </w:r>
+    </w:p>
+    <w:p>
+      <w:pPr>
+        <w:spacing w:after="60"/>
+        <w:ind w:left="200"/>
+      </w:pPr>
+      <w:r>
+        <w:t xml:space="preserve">Variante 2: Pensando en las personas de tu entorno laboral, ¿con qué frecuencia dirías que ocurre que alguien con capacidad de decisión condicione, directa o indirectamente, un beneficio laboral a cambio de una atención de naturaleza sexual o afectiva?</w:t>
+      </w:r>
+    </w:p>
+    <w:p>
+      <w:pPr>
+        <w:spacing w:after="60"/>
+        <w:ind w:left="200"/>
+      </w:pPr>
+      <w:r>
+        <w:t xml:space="preserve">Variante 3: ¿Qué tan seguido dirías que observas que alguien con capacidad de decisión condicione, directa o indirectamente, un beneficio laboral a cambio de una atención de naturaleza sexual o afectiva?</w:t>
+      </w:r>
+    </w:p>
+    <w:p>
+      <w:pPr>
+        <w:spacing w:after="60"/>
+        <w:ind w:left="200"/>
+      </w:pPr>
+      <w:r>
+        <w:t xml:space="preserve">Variante 4: Según lo que has visto, ¿qué tan común dirías que es que alguien con capacidad de decisión condicione, directa o indirectamente, un beneficio laboral a cambio de una atención de naturaleza sexual o afectiva?</w:t>
+      </w:r>
+    </w:p>
+    <w:p>
+      <w:pPr>
+        <w:spacing w:after="60"/>
+        <w:ind w:left="200"/>
+      </w:pPr>
+      <w:r>
+        <w:t xml:space="preserve">Variante 5: En tu entorno, ¿qué tan frecuentemente dirías que sucede que alguien con capacidad de decisión condicione, directa o indirectamente, un beneficio laboral a cambio de una atención de naturaleza sexual o afectiva?</w:t>
+      </w:r>
+    </w:p>
+    <w:p>
+      <w:pPr>
+        <w:spacing w:after="90"/>
+      </w:pPr>
+      <w:r>
+        <w:rPr>
+          <w:b/>
+          <w:bCs/>
+        </w:rPr>
+        <w:t xml:space="preserve">Opciones de respuesta y valor de cada una: </w:t>
+      </w:r>
+      <w:r>
+        <w:t xml:space="preserve">Nunca o muy raro (0) / Ocasionalmente (1) / Con cierta frecuencia (2) / Muy frecuentemente (3)</w:t>
+      </w:r>
+    </w:p>
+    <w:p>
+      <w:pPr>
+        <w:spacing w:after="90"/>
+      </w:pPr>
+      <w:r>
+        <w:rPr>
+          <w:b/>
+          <w:bCs/>
+        </w:rPr>
+        <w:t xml:space="preserve">Dirección: </w:t>
+      </w:r>
+      <w:r>
+        <w:t xml:space="preserve">Directo</w:t>
+      </w:r>
+    </w:p>
+    <w:p>
+      <w:pPr>
+        <w:spacing w:after="90"/>
+      </w:pPr>
+      <w:r>
+        <w:rPr>
+          <w:b/>
+          <w:bCs/>
+        </w:rPr>
+        <w:t xml:space="preserve">Respuesta de menor riesgo: </w:t>
+      </w:r>
+      <w:r>
+        <w:t xml:space="preserve">Nunca o muy raro (valor 0)</w:t>
+      </w:r>
+    </w:p>
+    <w:p>
+      <w:pPr>
+        <w:spacing w:after="90"/>
+      </w:pPr>
+      <w:r>
+        <w:rPr>
+          <w:b/>
+          <w:bCs/>
+        </w:rPr>
+        <w:t xml:space="preserve">Valor psicométrico (cómo se transforma la respuesta cruda): </w:t>
+      </w:r>
+      <w:r>
+        <w:t xml:space="preserve">Escala 0-3 según el orden de las opciones listado arriba; reactivo directo, sin inversión.</w:t>
+      </w:r>
+    </w:p>
+    <w:p>
+      <w:pPr>
+        <w:spacing w:after="90"/>
+      </w:pPr>
+      <w:r>
+        <w:rPr>
+          <w:b/>
+          <w:bCs/>
+        </w:rPr>
+        <w:t xml:space="preserve">Reactivos de contraste (par espejo): </w:t>
+      </w:r>
+      <w:r>
+        <w:t xml:space="preserve">R086 (par espejo 3 de la dimensión)</w:t>
+      </w:r>
+    </w:p>
+    <w:p>
+      <w:pPr>
+        <w:spacing w:after="100"/>
+      </w:pPr>
+    </w:p>
+    <w:p>
+      <w:pPr>
+        <w:pStyle w:val="Heading3"/>
+        <w:spacing w:after="100" w:before="200"/>
+      </w:pPr>
+      <w:r>
+        <w:t xml:space="preserve">R086 — Opinión/Actitud — indicador 3 (Disposición a condicionar decisiones a cambio de favores de naturaleza…)</w:t>
+      </w:r>
+    </w:p>
+    <w:p>
+      <w:pPr>
+        <w:spacing w:after="90"/>
+      </w:pPr>
+      <w:r>
+        <w:rPr>
+          <w:b/>
+          <w:bCs/>
+        </w:rPr>
+        <w:t xml:space="preserve">Tipo de reactivo: </w:t>
+      </w:r>
+      <w:r>
+        <w:t xml:space="preserve">1-Opinión/Actitud</w:t>
+      </w:r>
+    </w:p>
+    <w:p>
+      <w:pPr>
+        <w:spacing w:after="90"/>
+      </w:pPr>
+      <w:r>
+        <w:rPr>
+          <w:b/>
+          <w:bCs/>
+        </w:rPr>
+        <w:t xml:space="preserve">Indicador conductual (Fase 1): </w:t>
+      </w:r>
+      <w:r>
+        <w:t xml:space="preserve">Disposición a condicionar decisiones a cambio de favores de naturaleza sexual.</w:t>
+      </w:r>
+    </w:p>
+    <w:p>
+      <w:pPr>
+        <w:spacing w:after="90"/>
+      </w:pPr>
+      <w:r>
+        <w:rPr>
+          <w:b/>
+          <w:bCs/>
+        </w:rPr>
+        <w:t xml:space="preserve">Pregunta completa (variante base): </w:t>
+      </w:r>
+      <w:r>
+        <w:t xml:space="preserve">¿Qué tan de acuerdo estás con la siguiente idea: "Una insinuación de naturaleza sexual o afectiva ligada a una decisión laboral no debería considerarse tan grave si nunca se dice de forma explícita"?</w:t>
+      </w:r>
+    </w:p>
+    <w:p>
+      <w:pPr>
+        <w:spacing w:after="60"/>
+      </w:pPr>
+      <w:r>
+        <w:rPr>
+          <w:b/>
+          <w:bCs/>
+        </w:rPr>
+        <w:t xml:space="preserve">Variantes de redacción (se muestra 1 al azar por aplicación):</w:t>
+      </w:r>
+    </w:p>
+    <w:p>
+      <w:pPr>
+        <w:spacing w:after="60"/>
+        <w:ind w:left="200"/>
+      </w:pPr>
+      <w:r>
+        <w:t xml:space="preserve">Variante 1 (base): ¿Qué tan de acuerdo estás con la siguiente idea: "Una insinuación de naturaleza sexual o afectiva ligada a una decisión laboral no debería considerarse tan grave si nunca se dice de forma explícita"?</w:t>
+      </w:r>
+    </w:p>
+    <w:p>
+      <w:pPr>
+        <w:spacing w:after="60"/>
+        <w:ind w:left="200"/>
+      </w:pPr>
+      <w:r>
+        <w:t xml:space="preserve">Variante 2: En términos generales, ¿qué tan de acuerdo o en desacuerdo estás con esta afirmación: "Una insinuación de naturaleza sexual o afectiva ligada a una decisión laboral no debería considerarse tan grave si nunca se dice de forma explícita"?</w:t>
+      </w:r>
+    </w:p>
+    <w:p>
+      <w:pPr>
+        <w:spacing w:after="60"/>
+        <w:ind w:left="200"/>
+      </w:pPr>
+      <w:r>
+        <w:t xml:space="preserve">Variante 3: Lee la siguiente frase e indica tu nivel de acuerdo: "Una insinuación de naturaleza sexual o afectiva ligada a una decisión laboral no debería considerarse tan grave si nunca se dice de forma explícita".</w:t>
+      </w:r>
+    </w:p>
+    <w:p>
+      <w:pPr>
+        <w:spacing w:after="60"/>
+        <w:ind w:left="200"/>
+      </w:pPr>
+      <w:r>
+        <w:t xml:space="preserve">Variante 4: ¿Hasta qué punto compartes esta forma de pensar: "Una insinuación de naturaleza sexual o afectiva ligada a una decisión laboral no debería considerarse tan grave si nunca se dice de forma explícita"?</w:t>
+      </w:r>
+    </w:p>
+    <w:p>
+      <w:pPr>
+        <w:spacing w:after="60"/>
+        <w:ind w:left="200"/>
+      </w:pPr>
+      <w:r>
+        <w:t xml:space="preserve">Variante 5: Marca qué tan de acuerdo estás con la siguiente idea: "Una insinuación de naturaleza sexual o afectiva ligada a una decisión laboral no debería considerarse tan grave si nunca se dice de forma explícita".</w:t>
+      </w:r>
+    </w:p>
+    <w:p>
+      <w:pPr>
+        <w:spacing w:after="90"/>
+      </w:pPr>
+      <w:r>
+        <w:rPr>
+          <w:b/>
+          <w:bCs/>
+        </w:rPr>
+        <w:t xml:space="preserve">Opciones de respuesta y valor de cada una: </w:t>
+      </w:r>
+      <w:r>
+        <w:t xml:space="preserve">Totalmente en desacuerdo (0) / En desacuerdo (1) / Algo de acuerdo (2) / De acuerdo (3) / Totalmente de acuerdo (4)</w:t>
+      </w:r>
+    </w:p>
+    <w:p>
+      <w:pPr>
+        <w:spacing w:after="90"/>
+      </w:pPr>
+      <w:r>
+        <w:rPr>
+          <w:b/>
+          <w:bCs/>
+        </w:rPr>
+        <w:t xml:space="preserve">Dirección: </w:t>
+      </w:r>
+      <w:r>
+        <w:t xml:space="preserve">Directo</w:t>
+      </w:r>
+    </w:p>
+    <w:p>
+      <w:pPr>
+        <w:spacing w:after="90"/>
+      </w:pPr>
+      <w:r>
+        <w:rPr>
+          <w:b/>
+          <w:bCs/>
+        </w:rPr>
+        <w:t xml:space="preserve">Respuesta de menor riesgo: </w:t>
+      </w:r>
+      <w:r>
+        <w:t xml:space="preserve">Totalmente en desacuerdo (valor 0)</w:t>
+      </w:r>
+    </w:p>
+    <w:p>
+      <w:pPr>
+        <w:spacing w:after="90"/>
+      </w:pPr>
+      <w:r>
+        <w:rPr>
+          <w:b/>
+          <w:bCs/>
+        </w:rPr>
+        <w:t xml:space="preserve">Valor psicométrico (cómo se transforma la respuesta cruda): </w:t>
+      </w:r>
+      <w:r>
+        <w:t xml:space="preserve">Escala 0-4 según el orden de las opciones listado arriba; reactivo directo, sin inversión.</w:t>
+      </w:r>
+    </w:p>
+    <w:p>
+      <w:pPr>
+        <w:spacing w:after="90"/>
+      </w:pPr>
+      <w:r>
+        <w:rPr>
+          <w:b/>
+          <w:bCs/>
+        </w:rPr>
+        <w:t xml:space="preserve">Reactivos de contraste (par espejo): </w:t>
+      </w:r>
+      <w:r>
+        <w:t xml:space="preserve">R085 (par espejo 3 de la dimensión)</w:t>
+      </w:r>
+    </w:p>
+    <w:p>
+      <w:pPr>
+        <w:spacing w:after="100"/>
+      </w:pPr>
+    </w:p>
+    <w:p>
+      <w:pPr>
+        <w:pStyle w:val="Heading3"/>
+        <w:spacing w:after="100" w:before="200"/>
+      </w:pPr>
+      <w:r>
+        <w:t xml:space="preserve">R087 — Involucramiento pasado — indicador 4 (Percepción de baja consecuencia asociada a este tipo de conductas.)</w:t>
+      </w:r>
+    </w:p>
+    <w:p>
+      <w:pPr>
+        <w:spacing w:after="90"/>
+      </w:pPr>
+      <w:r>
+        <w:rPr>
+          <w:b/>
+          <w:bCs/>
+        </w:rPr>
+        <w:t xml:space="preserve">Tipo de reactivo: </w:t>
+      </w:r>
+      <w:r>
+        <w:t xml:space="preserve">3-Involucramiento pasado</w:t>
+      </w:r>
+    </w:p>
+    <w:p>
+      <w:pPr>
+        <w:spacing w:after="90"/>
+      </w:pPr>
+      <w:r>
+        <w:rPr>
+          <w:b/>
+          <w:bCs/>
+        </w:rPr>
+        <w:t xml:space="preserve">Indicador conductual (Fase 1): </w:t>
+      </w:r>
+      <w:r>
         <w:t xml:space="preserve">Percepción de baja consecuencia asociada a este tipo de conductas.</w:t>
       </w:r>
     </w:p>
@@ -677,7 +1277,7 @@
         <w:t xml:space="preserve">Pregunta completa (variante base): </w:t>
       </w:r>
       <w:r>
-        <w:t xml:space="preserve">En tu experiencia, ¿qué tan frecuente dirías que es que una persona enfrente una consecuencia real en su trabajo por una conducta de naturaleza sexual no deseada hacia un compañero?</w:t>
+        <w:t xml:space="preserve">En tu último año de actividad laboral, ¿cuántas veces fuiste testigo de una conducta de naturaleza sexual no deseada hacia alguien y no dijiste ni hiciste nada porque pensaste que no iba a tener ninguna consecuencia?</w:t>
       </w:r>
     </w:p>
     <w:p>
@@ -698,34 +1298,43 @@
         <w:ind w:left="200"/>
       </w:pPr>
       <w:r>
-        <w:t xml:space="preserve">Variante 1 (base): En tu experiencia, ¿qué tan frecuente dirías que es que una persona enfrente una consecuencia real en su trabajo por una conducta de naturaleza sexual no deseada hacia un compañero?</w:t>
-      </w:r>
-    </w:p>
-    <w:p>
-      <w:pPr>
-        <w:spacing w:after="60"/>
-        <w:ind w:left="200"/>
-      </w:pPr>
-      <w:r>
-        <w:t xml:space="preserve">Variante 2: En tu experiencia, ¿qué tan frecuente dirías que es que una persona enfrente una consecuencia real en su trabajo por una conducta de naturaleza sexual no deseada hacia un compañero?</w:t>
-      </w:r>
-    </w:p>
-    <w:p>
-      <w:pPr>
-        <w:spacing w:after="60"/>
-        <w:ind w:left="200"/>
-      </w:pPr>
-      <w:r>
-        <w:t xml:space="preserve">Variante 3: En tu experiencia, ¿qué tan frecuente dirías que es que se minimice o se ignore una queja sobre un comentario o insinuación de tono sexual no deseada?</w:t>
-      </w:r>
-    </w:p>
-    <w:p>
-      <w:pPr>
-        <w:spacing w:after="60"/>
-        <w:ind w:left="200"/>
-      </w:pPr>
-      <w:r>
-        <w:t xml:space="preserve">Variante 4: En tu experiencia, ¿qué tan frecuente dirías que es que alguien insista con un acercamiento de tono sexual después de que la otra persona ya mostró incomodidad?</w:t>
+        <w:t xml:space="preserve">Variante 1 (base): En tu último año de actividad laboral, ¿cuántas veces fuiste testigo de una conducta de naturaleza sexual no deseada hacia alguien y no dijiste ni hiciste nada porque pensaste que no iba a tener ninguna consecuencia?</w:t>
+      </w:r>
+    </w:p>
+    <w:p>
+      <w:pPr>
+        <w:spacing w:after="60"/>
+        <w:ind w:left="200"/>
+      </w:pPr>
+      <w:r>
+        <w:t xml:space="preserve">Variante 2: Pensando en los últimos 12 meses, ¿cuántas veces fuiste testigo de una conducta de naturaleza sexual no deseada hacia alguien y no dijiste ni hiciste nada porque pensaste que no iba a tener ninguna consecuencia?</w:t>
+      </w:r>
+    </w:p>
+    <w:p>
+      <w:pPr>
+        <w:spacing w:after="60"/>
+        <w:ind w:left="200"/>
+      </w:pPr>
+      <w:r>
+        <w:t xml:space="preserve">Variante 3: ¿Con qué frecuencia, en tu historial reciente, fuiste testigo de una conducta de naturaleza sexual no deseada hacia alguien y no dijiste ni hiciste nada porque pensaste que no iba a tener ninguna consecuencia?</w:t>
+      </w:r>
+    </w:p>
+    <w:p>
+      <w:pPr>
+        <w:spacing w:after="60"/>
+        <w:ind w:left="200"/>
+      </w:pPr>
+      <w:r>
+        <w:t xml:space="preserve">Variante 4: En el último año, ¿cuántas veces te ha ocurrido que fuiste testigo de una conducta de naturaleza sexual no deseada hacia alguien y no dijiste ni hiciste nada porque pensaste que no iba a tener ninguna consecuencia?</w:t>
+      </w:r>
+    </w:p>
+    <w:p>
+      <w:pPr>
+        <w:spacing w:after="60"/>
+        <w:ind w:left="200"/>
+      </w:pPr>
+      <w:r>
+        <w:t xml:space="preserve">Variante 5: Durante el último año, ¿cuántas veces fuiste testigo de una conducta de naturaleza sexual no deseada hacia alguien y no dijiste ni hiciste nada porque pensaste que no iba a tener ninguna consecuencia?</w:t>
       </w:r>
     </w:p>
     <w:p>
@@ -740,7 +1349,7 @@
         <w:t xml:space="preserve">Opciones de respuesta y valor de cada una: </w:t>
       </w:r>
       <w:r>
-        <w:t xml:space="preserve">Muy frecuente (casi siempre hay consecuencia) (0) / Con cierta frecuencia (1) / Ocasionalmente (2) / Nunca o muy raro (casi nunca hay consecuencia) (3)</w:t>
+        <w:t xml:space="preserve">Ninguna vez (0) / Una vez (1) / Pocas veces (2) / Varias veces (3) / Muchas veces o de forma habitual (4)</w:t>
       </w:r>
     </w:p>
     <w:p>
@@ -770,7 +1379,7 @@
         <w:t xml:space="preserve">Respuesta de menor riesgo: </w:t>
       </w:r>
       <w:r>
-        <w:t xml:space="preserve">Muy frecuente (casi siempre hay consecuencia) (valor 0)</w:t>
+        <w:t xml:space="preserve">Ninguna vez (valor 0)</w:t>
       </w:r>
     </w:p>
     <w:p>
@@ -785,6 +1394,388 @@
         <w:t xml:space="preserve">Valor psicométrico (cómo se transforma la respuesta cruda): </w:t>
       </w:r>
       <w:r>
+        <w:t xml:space="preserve">Escala 0-4 según el orden de las opciones listado arriba; reactivo directo, sin inversión.</w:t>
+      </w:r>
+    </w:p>
+    <w:p>
+      <w:pPr>
+        <w:spacing w:after="90"/>
+      </w:pPr>
+      <w:r>
+        <w:rPr>
+          <w:b/>
+          <w:bCs/>
+        </w:rPr>
+        <w:t xml:space="preserve">Reactivos de contraste (par espejo): </w:t>
+      </w:r>
+      <w:r>
+        <w:t xml:space="preserve">R088 (par espejo 4 de la dimensión)</w:t>
+      </w:r>
+    </w:p>
+    <w:p>
+      <w:pPr>
+        <w:spacing w:after="100"/>
+      </w:pPr>
+    </w:p>
+    <w:p>
+      <w:pPr>
+        <w:pStyle w:val="Heading3"/>
+        <w:spacing w:after="100" w:before="200"/>
+      </w:pPr>
+      <w:r>
+        <w:t xml:space="preserve">R088 — Intención futura — indicador 4 (Percepción de baja consecuencia asociada a este tipo de conductas.)</w:t>
+      </w:r>
+    </w:p>
+    <w:p>
+      <w:pPr>
+        <w:spacing w:after="90"/>
+      </w:pPr>
+      <w:r>
+        <w:rPr>
+          <w:b/>
+          <w:bCs/>
+        </w:rPr>
+        <w:t xml:space="preserve">Tipo de reactivo: </w:t>
+      </w:r>
+      <w:r>
+        <w:t xml:space="preserve">6-Intención futura</w:t>
+      </w:r>
+    </w:p>
+    <w:p>
+      <w:pPr>
+        <w:spacing w:after="90"/>
+      </w:pPr>
+      <w:r>
+        <w:rPr>
+          <w:b/>
+          <w:bCs/>
+        </w:rPr>
+        <w:t xml:space="preserve">Indicador conductual (Fase 1): </w:t>
+      </w:r>
+      <w:r>
+        <w:t xml:space="preserve">Percepción de baja consecuencia asociada a este tipo de conductas.</w:t>
+      </w:r>
+    </w:p>
+    <w:p>
+      <w:pPr>
+        <w:spacing w:after="90"/>
+      </w:pPr>
+      <w:r>
+        <w:rPr>
+          <w:b/>
+          <w:bCs/>
+        </w:rPr>
+        <w:t xml:space="preserve">Pregunta completa (variante base): </w:t>
+      </w:r>
+      <w:r>
+        <w:t xml:space="preserve">Si fueras testigo de una conducta de naturaleza sexual no deseada hacia otra persona en tu entorno laboral, ¿qué tan de acuerdo estás con que reportarías la situación a quien corresponda?</w:t>
+      </w:r>
+    </w:p>
+    <w:p>
+      <w:pPr>
+        <w:spacing w:after="60"/>
+      </w:pPr>
+      <w:r>
+        <w:rPr>
+          <w:b/>
+          <w:bCs/>
+        </w:rPr>
+        <w:t xml:space="preserve">Variantes de redacción (se muestra 1 al azar por aplicación):</w:t>
+      </w:r>
+    </w:p>
+    <w:p>
+      <w:pPr>
+        <w:spacing w:after="60"/>
+        <w:ind w:left="200"/>
+      </w:pPr>
+      <w:r>
+        <w:t xml:space="preserve">Variante 1 (base): Si fueras testigo de una conducta de naturaleza sexual no deseada hacia otra persona en tu entorno laboral, ¿qué tan de acuerdo estás con que reportarías la situación a quien corresponda?</w:t>
+      </w:r>
+    </w:p>
+    <w:p>
+      <w:pPr>
+        <w:spacing w:after="60"/>
+        <w:ind w:left="200"/>
+      </w:pPr>
+      <w:r>
+        <w:t xml:space="preserve">Variante 2: Imagina que fueras testigo de una conducta de naturaleza sexual no deseada hacia otra persona en tu entorno laboral. ¿Qué tan de acuerdo estás con que reportarías la situación a quien corresponda?</w:t>
+      </w:r>
+    </w:p>
+    <w:p>
+      <w:pPr>
+        <w:spacing w:after="60"/>
+        <w:ind w:left="200"/>
+      </w:pPr>
+      <w:r>
+        <w:t xml:space="preserve">Variante 3: Ante esta situación: fueras testigo de una conducta de naturaleza sexual no deseada hacia otra persona en tu entorno laboral, ¿qué tan de acuerdo estás con que reportarías la situación a quien corresponda?</w:t>
+      </w:r>
+    </w:p>
+    <w:p>
+      <w:pPr>
+        <w:spacing w:after="60"/>
+        <w:ind w:left="200"/>
+      </w:pPr>
+      <w:r>
+        <w:t xml:space="preserve">Variante 4: Supón que fueras testigo de una conducta de naturaleza sexual no deseada hacia otra persona en tu entorno laboral. ¿Qué tan de acuerdo estás en que reportarías la situación a quien corresponda?</w:t>
+      </w:r>
+    </w:p>
+    <w:p>
+      <w:pPr>
+        <w:spacing w:after="60"/>
+        <w:ind w:left="200"/>
+      </w:pPr>
+      <w:r>
+        <w:t xml:space="preserve">Variante 5: Fueras testigo de una conducta de naturaleza sexual no deseada hacia otra persona en tu entorno laboral. ¿Qué tan de acuerdo estás con que reportarías la situación a quien corresponda?</w:t>
+      </w:r>
+    </w:p>
+    <w:p>
+      <w:pPr>
+        <w:spacing w:after="90"/>
+      </w:pPr>
+      <w:r>
+        <w:rPr>
+          <w:b/>
+          <w:bCs/>
+        </w:rPr>
+        <w:t xml:space="preserve">Opciones de respuesta y valor de cada una: </w:t>
+      </w:r>
+      <w:r>
+        <w:t xml:space="preserve">Totalmente en desacuerdo (0) / En desacuerdo (1) / Algo de acuerdo (2) / De acuerdo (3) / Totalmente de acuerdo (4)</w:t>
+      </w:r>
+    </w:p>
+    <w:p>
+      <w:pPr>
+        <w:spacing w:after="90"/>
+      </w:pPr>
+      <w:r>
+        <w:rPr>
+          <w:b/>
+          <w:bCs/>
+        </w:rPr>
+        <w:t xml:space="preserve">Dirección: </w:t>
+      </w:r>
+      <w:r>
+        <w:t xml:space="preserve">Inverso</w:t>
+      </w:r>
+    </w:p>
+    <w:p>
+      <w:pPr>
+        <w:spacing w:after="90"/>
+      </w:pPr>
+      <w:r>
+        <w:rPr>
+          <w:b/>
+          <w:bCs/>
+        </w:rPr>
+        <w:t xml:space="preserve">Respuesta de menor riesgo: </w:t>
+      </w:r>
+      <w:r>
+        <w:t xml:space="preserve">Totalmente de acuerdo (valor 4)</w:t>
+      </w:r>
+    </w:p>
+    <w:p>
+      <w:pPr>
+        <w:spacing w:after="90"/>
+      </w:pPr>
+      <w:r>
+        <w:rPr>
+          <w:b/>
+          <w:bCs/>
+        </w:rPr>
+        <w:t xml:space="preserve">Valor psicométrico (cómo se transforma la respuesta cruda): </w:t>
+      </w:r>
+      <w:r>
+        <w:t xml:space="preserve">Escala 0-4 según el orden de las opciones listado arriba; reactivo inverso: el valor de reactivo se calcula como 4 menos la respuesta cruda.</w:t>
+      </w:r>
+    </w:p>
+    <w:p>
+      <w:pPr>
+        <w:spacing w:after="90"/>
+      </w:pPr>
+      <w:r>
+        <w:rPr>
+          <w:b/>
+          <w:bCs/>
+        </w:rPr>
+        <w:t xml:space="preserve">Reactivos de contraste (par espejo): </w:t>
+      </w:r>
+      <w:r>
+        <w:t xml:space="preserve">R087 (par espejo 4 de la dimensión)</w:t>
+      </w:r>
+    </w:p>
+    <w:p>
+      <w:pPr>
+        <w:spacing w:after="100"/>
+      </w:pPr>
+    </w:p>
+    <w:p>
+      <w:pPr>
+        <w:pStyle w:val="Heading3"/>
+        <w:spacing w:after="100" w:before="200"/>
+      </w:pPr>
+      <w:r>
+        <w:t xml:space="preserve">R089 — Escenario/dilema — indicador 1 (Tolerancia hacia comentarios o insinuaciones sexuales no deseadas en e…)</w:t>
+      </w:r>
+    </w:p>
+    <w:p>
+      <w:pPr>
+        <w:spacing w:after="90"/>
+      </w:pPr>
+      <w:r>
+        <w:rPr>
+          <w:b/>
+          <w:bCs/>
+        </w:rPr>
+        <w:t xml:space="preserve">Tipo de reactivo: </w:t>
+      </w:r>
+      <w:r>
+        <w:t xml:space="preserve">4-Escenario/dilema</w:t>
+      </w:r>
+    </w:p>
+    <w:p>
+      <w:pPr>
+        <w:spacing w:after="90"/>
+      </w:pPr>
+      <w:r>
+        <w:rPr>
+          <w:b/>
+          <w:bCs/>
+        </w:rPr>
+        <w:t xml:space="preserve">Indicador conductual (Fase 1): </w:t>
+      </w:r>
+      <w:r>
+        <w:t xml:space="preserve">Tolerancia hacia comentarios o insinuaciones sexuales no deseadas en el entorno laboral.</w:t>
+      </w:r>
+    </w:p>
+    <w:p>
+      <w:pPr>
+        <w:spacing w:after="90"/>
+      </w:pPr>
+      <w:r>
+        <w:rPr>
+          <w:b/>
+          <w:bCs/>
+        </w:rPr>
+        <w:t xml:space="preserve">Pregunta completa (variante base): </w:t>
+      </w:r>
+      <w:r>
+        <w:t xml:space="preserve">Imagina que ves que un compañero hace comentarios de contenido sexual hacia otra persona que parece incómoda, pero no dice nada. ¿Qué tan probable es que no hagas ni digas nada al respecto?</w:t>
+      </w:r>
+    </w:p>
+    <w:p>
+      <w:pPr>
+        <w:spacing w:after="60"/>
+      </w:pPr>
+      <w:r>
+        <w:rPr>
+          <w:b/>
+          <w:bCs/>
+        </w:rPr>
+        <w:t xml:space="preserve">Variantes de redacción (se muestra 1 al azar por aplicación):</w:t>
+      </w:r>
+    </w:p>
+    <w:p>
+      <w:pPr>
+        <w:spacing w:after="60"/>
+        <w:ind w:left="200"/>
+      </w:pPr>
+      <w:r>
+        <w:t xml:space="preserve">Variante 1 (base): Imagina que ves que un compañero hace comentarios de contenido sexual hacia otra persona que parece incómoda, pero no dice nada. ¿Qué tan probable es que no hagas ni digas nada al respecto?</w:t>
+      </w:r>
+    </w:p>
+    <w:p>
+      <w:pPr>
+        <w:spacing w:after="60"/>
+        <w:ind w:left="200"/>
+      </w:pPr>
+      <w:r>
+        <w:t xml:space="preserve">Variante 2: Supón que ves que un compañero hace comentarios de contenido sexual hacia otra persona que parece incómoda, pero no dice nada. ¿Qué tan probable es que no hagas ni digas nada al respecto?</w:t>
+      </w:r>
+    </w:p>
+    <w:p>
+      <w:pPr>
+        <w:spacing w:after="60"/>
+        <w:ind w:left="200"/>
+      </w:pPr>
+      <w:r>
+        <w:t xml:space="preserve">Variante 3: Piensa en la siguiente situación: ves que un compañero hace comentarios de contenido sexual hacia otra persona que parece incómoda, pero no dice nada. ¿Qué tan probable es que no hagas ni digas nada al respecto?</w:t>
+      </w:r>
+    </w:p>
+    <w:p>
+      <w:pPr>
+        <w:spacing w:after="60"/>
+        <w:ind w:left="200"/>
+      </w:pPr>
+      <w:r>
+        <w:t xml:space="preserve">Variante 4: Si te encontraras en esta situación: ves que un compañero hace comentarios de contenido sexual hacia otra persona que parece incómoda, pero no dice nada, ¿qué tan probable es que no hagas ni digas nada al respecto?</w:t>
+      </w:r>
+    </w:p>
+    <w:p>
+      <w:pPr>
+        <w:spacing w:after="60"/>
+        <w:ind w:left="200"/>
+      </w:pPr>
+      <w:r>
+        <w:t xml:space="preserve">Variante 5: Ves que un compañero hace comentarios de contenido sexual hacia otra persona que parece incómoda, pero no dice nada. ¿Qué tan probable dirías que es que no hagas ni digas nada al respecto?</w:t>
+      </w:r>
+    </w:p>
+    <w:p>
+      <w:pPr>
+        <w:spacing w:after="90"/>
+      </w:pPr>
+      <w:r>
+        <w:rPr>
+          <w:b/>
+          <w:bCs/>
+        </w:rPr>
+        <w:t xml:space="preserve">Opciones de respuesta y valor de cada una: </w:t>
+      </w:r>
+      <w:r>
+        <w:t xml:space="preserve">Nada probable (0) / Poco probable (1) / Algo probable (2) / Muy probable (3)</w:t>
+      </w:r>
+    </w:p>
+    <w:p>
+      <w:pPr>
+        <w:spacing w:after="90"/>
+      </w:pPr>
+      <w:r>
+        <w:rPr>
+          <w:b/>
+          <w:bCs/>
+        </w:rPr>
+        <w:t xml:space="preserve">Dirección: </w:t>
+      </w:r>
+      <w:r>
+        <w:t xml:space="preserve">Directo</w:t>
+      </w:r>
+    </w:p>
+    <w:p>
+      <w:pPr>
+        <w:spacing w:after="90"/>
+      </w:pPr>
+      <w:r>
+        <w:rPr>
+          <w:b/>
+          <w:bCs/>
+        </w:rPr>
+        <w:t xml:space="preserve">Respuesta de menor riesgo: </w:t>
+      </w:r>
+      <w:r>
+        <w:t xml:space="preserve">Nada probable (valor 0)</w:t>
+      </w:r>
+    </w:p>
+    <w:p>
+      <w:pPr>
+        <w:spacing w:after="90"/>
+      </w:pPr>
+      <w:r>
+        <w:rPr>
+          <w:b/>
+          <w:bCs/>
+        </w:rPr>
+        <w:t xml:space="preserve">Valor psicométrico (cómo se transforma la respuesta cruda): </w:t>
+      </w:r>
+      <w:r>
         <w:t xml:space="preserve">Escala 0-3 según el orden de las opciones listado arriba; reactivo directo, sin inversión.</w:t>
       </w:r>
     </w:p>
@@ -800,7 +1791,198 @@
         <w:t xml:space="preserve">Reactivos de contraste (par espejo): </w:t>
       </w:r>
       <w:r>
-        <w:t xml:space="preserve">Ninguno obligatorio (no forma parte del par espejo de la dimensión).</w:t>
+        <w:t xml:space="preserve">R090 (par espejo 5 de la dimensión)</w:t>
+      </w:r>
+    </w:p>
+    <w:p>
+      <w:pPr>
+        <w:spacing w:after="100"/>
+      </w:pPr>
+    </w:p>
+    <w:p>
+      <w:pPr>
+        <w:pStyle w:val="Heading3"/>
+        <w:spacing w:after="100" w:before="200"/>
+      </w:pPr>
+      <w:r>
+        <w:t xml:space="preserve">R090 — Percepción de terceros — indicador 1 (Tolerancia hacia comentarios o insinuaciones sexuales no deseadas en e…)</w:t>
+      </w:r>
+    </w:p>
+    <w:p>
+      <w:pPr>
+        <w:spacing w:after="90"/>
+      </w:pPr>
+      <w:r>
+        <w:rPr>
+          <w:b/>
+          <w:bCs/>
+        </w:rPr>
+        <w:t xml:space="preserve">Tipo de reactivo: </w:t>
+      </w:r>
+      <w:r>
+        <w:t xml:space="preserve">2-Percepción de terceros</w:t>
+      </w:r>
+    </w:p>
+    <w:p>
+      <w:pPr>
+        <w:spacing w:after="90"/>
+      </w:pPr>
+      <w:r>
+        <w:rPr>
+          <w:b/>
+          <w:bCs/>
+        </w:rPr>
+        <w:t xml:space="preserve">Indicador conductual (Fase 1): </w:t>
+      </w:r>
+      <w:r>
+        <w:t xml:space="preserve">Tolerancia hacia comentarios o insinuaciones sexuales no deseadas en el entorno laboral.</w:t>
+      </w:r>
+    </w:p>
+    <w:p>
+      <w:pPr>
+        <w:spacing w:after="90"/>
+      </w:pPr>
+      <w:r>
+        <w:rPr>
+          <w:b/>
+          <w:bCs/>
+        </w:rPr>
+        <w:t xml:space="preserve">Pregunta completa (variante base): </w:t>
+      </w:r>
+      <w:r>
+        <w:t xml:space="preserve">En tu experiencia, ¿qué tan frecuente dirías que es que las personas de tu entorno laboral toleren comentarios o insinuaciones de naturaleza sexual no deseadas sin decir nada al respecto?</w:t>
+      </w:r>
+    </w:p>
+    <w:p>
+      <w:pPr>
+        <w:spacing w:after="60"/>
+      </w:pPr>
+      <w:r>
+        <w:rPr>
+          <w:b/>
+          <w:bCs/>
+        </w:rPr>
+        <w:t xml:space="preserve">Variantes de redacción (se muestra 1 al azar por aplicación):</w:t>
+      </w:r>
+    </w:p>
+    <w:p>
+      <w:pPr>
+        <w:spacing w:after="60"/>
+        <w:ind w:left="200"/>
+      </w:pPr>
+      <w:r>
+        <w:t xml:space="preserve">Variante 1 (base): En tu experiencia, ¿qué tan frecuente dirías que es que las personas de tu entorno laboral toleren comentarios o insinuaciones de naturaleza sexual no deseadas sin decir nada al respecto?</w:t>
+      </w:r>
+    </w:p>
+    <w:p>
+      <w:pPr>
+        <w:spacing w:after="60"/>
+        <w:ind w:left="200"/>
+      </w:pPr>
+      <w:r>
+        <w:t xml:space="preserve">Variante 2: Pensando en las personas de tu entorno laboral, ¿con qué frecuencia dirías que ocurre que las personas de tu entorno laboral toleren comentarios o insinuaciones de naturaleza sexual no deseadas sin decir nada al respecto?</w:t>
+      </w:r>
+    </w:p>
+    <w:p>
+      <w:pPr>
+        <w:spacing w:after="60"/>
+        <w:ind w:left="200"/>
+      </w:pPr>
+      <w:r>
+        <w:t xml:space="preserve">Variante 3: ¿Qué tan seguido dirías que observas que las personas de tu entorno laboral toleren comentarios o insinuaciones de naturaleza sexual no deseadas sin decir nada al respecto?</w:t>
+      </w:r>
+    </w:p>
+    <w:p>
+      <w:pPr>
+        <w:spacing w:after="60"/>
+        <w:ind w:left="200"/>
+      </w:pPr>
+      <w:r>
+        <w:t xml:space="preserve">Variante 4: Según lo que has visto, ¿qué tan común dirías que es que las personas de tu entorno laboral toleren comentarios o insinuaciones de naturaleza sexual no deseadas sin decir nada al respecto?</w:t>
+      </w:r>
+    </w:p>
+    <w:p>
+      <w:pPr>
+        <w:spacing w:after="60"/>
+        <w:ind w:left="200"/>
+      </w:pPr>
+      <w:r>
+        <w:t xml:space="preserve">Variante 5: En tu entorno, ¿qué tan frecuentemente dirías que sucede que las personas de tu entorno laboral toleren comentarios o insinuaciones de naturaleza sexual no deseadas sin decir nada al respecto?</w:t>
+      </w:r>
+    </w:p>
+    <w:p>
+      <w:pPr>
+        <w:spacing w:after="90"/>
+      </w:pPr>
+      <w:r>
+        <w:rPr>
+          <w:b/>
+          <w:bCs/>
+        </w:rPr>
+        <w:t xml:space="preserve">Opciones de respuesta y valor de cada una: </w:t>
+      </w:r>
+      <w:r>
+        <w:t xml:space="preserve">Nunca o muy raro (0) / Ocasionalmente (1) / Con cierta frecuencia (2) / Muy frecuentemente (3)</w:t>
+      </w:r>
+    </w:p>
+    <w:p>
+      <w:pPr>
+        <w:spacing w:after="90"/>
+      </w:pPr>
+      <w:r>
+        <w:rPr>
+          <w:b/>
+          <w:bCs/>
+        </w:rPr>
+        <w:t xml:space="preserve">Dirección: </w:t>
+      </w:r>
+      <w:r>
+        <w:t xml:space="preserve">Directo</w:t>
+      </w:r>
+    </w:p>
+    <w:p>
+      <w:pPr>
+        <w:spacing w:after="90"/>
+      </w:pPr>
+      <w:r>
+        <w:rPr>
+          <w:b/>
+          <w:bCs/>
+        </w:rPr>
+        <w:t xml:space="preserve">Respuesta de menor riesgo: </w:t>
+      </w:r>
+      <w:r>
+        <w:t xml:space="preserve">Nunca o muy raro (valor 0)</w:t>
+      </w:r>
+    </w:p>
+    <w:p>
+      <w:pPr>
+        <w:spacing w:after="90"/>
+      </w:pPr>
+      <w:r>
+        <w:rPr>
+          <w:b/>
+          <w:bCs/>
+        </w:rPr>
+        <w:t xml:space="preserve">Valor psicométrico (cómo se transforma la respuesta cruda): </w:t>
+      </w:r>
+      <w:r>
+        <w:t xml:space="preserve">Escala 0-3 según el orden de las opciones listado arriba; reactivo directo, sin inversión.</w:t>
+      </w:r>
+    </w:p>
+    <w:p>
+      <w:pPr>
+        <w:spacing w:after="90"/>
+      </w:pPr>
+      <w:r>
+        <w:rPr>
+          <w:b/>
+          <w:bCs/>
+        </w:rPr>
+        <w:t xml:space="preserve">Reactivos de contraste (par espejo): </w:t>
+      </w:r>
+      <w:r>
+        <w:t xml:space="preserve">R089 (par espejo 5 de la dimensión)</w:t>
       </w:r>
     </w:p>
     <w:p>
